--- a/ProcessJournal/Process.docx
+++ b/ProcessJournal/Process.docx
@@ -34,7 +34,70 @@
         <w:rPr>
           <w:rFonts w:ascii="Calibri" w:hAnsi="Calibri" w:cs="Calibri"/>
         </w:rPr>
-        <w:t xml:space="preserve">To begin my webtext, I first attempted to refamiliarize myself with the practice of coding and the various coding languages of HTML5, CSS, and Bootstrap. I did this while coding from scratch but will refine my webtext with the use of templates as I progress. In the process of relearning and researching code, I came across various ‘speech impediments’. Coding is not always intuitive: while some elements of HTML5 are intuitive to the English speaker (&lt;p&gt; tag standing for paragraph, &lt;div&gt; tag standing for division ) as they a predicated on the English language, CSS </w:t>
+        <w:t xml:space="preserve">To begin my </w:t>
+      </w:r>
+      <w:proofErr w:type="spellStart"/>
+      <w:r>
+        <w:rPr>
+          <w:rFonts w:ascii="Calibri" w:hAnsi="Calibri" w:cs="Calibri"/>
+        </w:rPr>
+        <w:t>webtext</w:t>
+      </w:r>
+      <w:proofErr w:type="spellEnd"/>
+      <w:r>
+        <w:rPr>
+          <w:rFonts w:ascii="Calibri" w:hAnsi="Calibri" w:cs="Calibri"/>
+        </w:rPr>
+        <w:t xml:space="preserve">, I first attempted to refamiliarize myself with the practice of coding and the various coding languages of HTML5, CSS, and Bootstrap. I did this while coding from scratch but will refine my </w:t>
+      </w:r>
+      <w:proofErr w:type="spellStart"/>
+      <w:r>
+        <w:rPr>
+          <w:rFonts w:ascii="Calibri" w:hAnsi="Calibri" w:cs="Calibri"/>
+        </w:rPr>
+        <w:t>webtext</w:t>
+      </w:r>
+      <w:proofErr w:type="spellEnd"/>
+      <w:r>
+        <w:rPr>
+          <w:rFonts w:ascii="Calibri" w:hAnsi="Calibri" w:cs="Calibri"/>
+        </w:rPr>
+        <w:t xml:space="preserve"> with the use of templates as I progress. In the process of relearning and researching code, I came across various ‘speech </w:t>
+      </w:r>
+      <w:proofErr w:type="gramStart"/>
+      <w:r>
+        <w:rPr>
+          <w:rFonts w:ascii="Calibri" w:hAnsi="Calibri" w:cs="Calibri"/>
+        </w:rPr>
+        <w:t>impediments’</w:t>
+      </w:r>
+      <w:proofErr w:type="gramEnd"/>
+      <w:r>
+        <w:rPr>
+          <w:rFonts w:ascii="Calibri" w:hAnsi="Calibri" w:cs="Calibri"/>
+        </w:rPr>
+        <w:t xml:space="preserve">. Coding is not always intuitive: while some elements of HTML5 are intuitive to the English speaker (&lt;p&gt; tag standing for paragraph, &lt;div&gt; tag standing for </w:t>
+      </w:r>
+      <w:proofErr w:type="gramStart"/>
+      <w:r>
+        <w:rPr>
+          <w:rFonts w:ascii="Calibri" w:hAnsi="Calibri" w:cs="Calibri"/>
+        </w:rPr>
+        <w:t>division )</w:t>
+      </w:r>
+      <w:proofErr w:type="gramEnd"/>
+      <w:r>
+        <w:rPr>
+          <w:rFonts w:ascii="Calibri" w:hAnsi="Calibri" w:cs="Calibri"/>
+        </w:rPr>
+        <w:t xml:space="preserve"> as they a predicated on the English language, </w:t>
+      </w:r>
+      <w:proofErr w:type="gramStart"/>
+      <w:r>
+        <w:rPr>
+          <w:rFonts w:ascii="Calibri" w:hAnsi="Calibri" w:cs="Calibri"/>
+        </w:rPr>
+        <w:t xml:space="preserve">CSS </w:t>
       </w:r>
       <w:r>
         <w:rPr>
@@ -46,7 +109,14 @@
         <w:rPr>
           <w:rFonts w:ascii="Calibri" w:hAnsi="Calibri" w:cs="Calibri"/>
         </w:rPr>
-        <w:t>and at time</w:t>
+        <w:t>and</w:t>
+      </w:r>
+      <w:proofErr w:type="gramEnd"/>
+      <w:r>
+        <w:rPr>
+          <w:rFonts w:ascii="Calibri" w:hAnsi="Calibri" w:cs="Calibri"/>
+        </w:rPr>
+        <w:t xml:space="preserve"> at time</w:t>
       </w:r>
       <w:r>
         <w:rPr>
@@ -108,15 +178,7 @@
           <w:color w:val="000000" w:themeColor="text1"/>
           <w:shd w:val="clear" w:color="auto" w:fill="FFFFFF"/>
         </w:rPr>
-        <w:t>padding-inline-end</w:t>
-      </w:r>
-      <w:r>
-        <w:rPr>
-          <w:rFonts w:ascii="Calibri" w:hAnsi="Calibri" w:cs="Calibri"/>
-          <w:color w:val="000000" w:themeColor="text1"/>
-          <w:shd w:val="clear" w:color="auto" w:fill="FFFFFF"/>
-        </w:rPr>
-        <w:t xml:space="preserve">” </w:t>
+        <w:t xml:space="preserve">padding-inline-end” </w:t>
       </w:r>
       <w:r>
         <w:rPr>
@@ -254,13 +316,55 @@
           <w:kern w:val="0"/>
           <w:lang w:val="en-US"/>
         </w:rPr>
-        <w:t>Advanced Web Design</w:t>
-      </w:r>
-      <w:r>
-        <w:rPr>
-          <w:rFonts w:ascii="Calibri" w:hAnsi="Calibri" w:cs="Calibri"/>
-          <w:kern w:val="0"/>
-          <w:lang w:val="en-US"/>
+        <w:t xml:space="preserve">Advanced Web Design </w:t>
+      </w:r>
+      <w:r>
+        <w:rPr>
+          <w:rFonts w:ascii="Calibri" w:hAnsi="Calibri" w:cs="Calibri"/>
+          <w:color w:val="000000" w:themeColor="text1"/>
+          <w:shd w:val="clear" w:color="auto" w:fill="FFFFFF"/>
+        </w:rPr>
+        <w:t xml:space="preserve">and </w:t>
+      </w:r>
+      <w:r>
+        <w:rPr>
+          <w:rFonts w:ascii="Calibri" w:hAnsi="Calibri" w:cs="Calibri"/>
+          <w:color w:val="000000" w:themeColor="text1"/>
+          <w:shd w:val="clear" w:color="auto" w:fill="FFFFFF"/>
+        </w:rPr>
+        <w:t>WDC 100 Web Page Design and Creation students</w:t>
+      </w:r>
+      <w:r>
+        <w:rPr>
+          <w:rFonts w:ascii="Calibri" w:hAnsi="Calibri" w:cs="Calibri"/>
+          <w:color w:val="000000" w:themeColor="text1"/>
+          <w:shd w:val="clear" w:color="auto" w:fill="FFFFFF"/>
+        </w:rPr>
+        <w:t>,</w:t>
+      </w:r>
+      <w:r>
+        <w:rPr>
+          <w:rFonts w:ascii="Calibri" w:hAnsi="Calibri" w:cs="Calibri"/>
+          <w:color w:val="000000" w:themeColor="text1"/>
+          <w:shd w:val="clear" w:color="auto" w:fill="FFFFFF"/>
+        </w:rPr>
+        <w:t xml:space="preserve"> I </w:t>
+      </w:r>
+      <w:proofErr w:type="gramStart"/>
+      <w:r>
+        <w:rPr>
+          <w:rFonts w:ascii="Calibri" w:hAnsi="Calibri" w:cs="Calibri"/>
+          <w:color w:val="000000" w:themeColor="text1"/>
+          <w:shd w:val="clear" w:color="auto" w:fill="FFFFFF"/>
+        </w:rPr>
+        <w:t>transcribing</w:t>
+      </w:r>
+      <w:proofErr w:type="gramEnd"/>
+      <w:r>
+        <w:rPr>
+          <w:rFonts w:ascii="Calibri" w:hAnsi="Calibri" w:cs="Calibri"/>
+          <w:color w:val="000000" w:themeColor="text1"/>
+          <w:shd w:val="clear" w:color="auto" w:fill="FFFFFF"/>
         </w:rPr>
         <w:t xml:space="preserve"> </w:t>
       </w:r>
@@ -270,55 +374,33 @@
           <w:color w:val="000000" w:themeColor="text1"/>
           <w:shd w:val="clear" w:color="auto" w:fill="FFFFFF"/>
         </w:rPr>
-        <w:t xml:space="preserve">and </w:t>
-      </w:r>
-      <w:r>
-        <w:rPr>
-          <w:rFonts w:ascii="Calibri" w:hAnsi="Calibri" w:cs="Calibri"/>
-          <w:color w:val="000000" w:themeColor="text1"/>
-          <w:shd w:val="clear" w:color="auto" w:fill="FFFFFF"/>
-        </w:rPr>
-        <w:t>WDC 100 Web Page Design and Creation students</w:t>
-      </w:r>
-      <w:r>
-        <w:rPr>
-          <w:rFonts w:ascii="Calibri" w:hAnsi="Calibri" w:cs="Calibri"/>
-          <w:color w:val="000000" w:themeColor="text1"/>
-          <w:shd w:val="clear" w:color="auto" w:fill="FFFFFF"/>
-        </w:rPr>
-        <w:t>,</w:t>
-      </w:r>
-      <w:r>
-        <w:rPr>
-          <w:rFonts w:ascii="Calibri" w:hAnsi="Calibri" w:cs="Calibri"/>
-          <w:color w:val="000000" w:themeColor="text1"/>
-          <w:shd w:val="clear" w:color="auto" w:fill="FFFFFF"/>
-        </w:rPr>
-        <w:t xml:space="preserve"> I transcribing</w:t>
-      </w:r>
-      <w:r>
-        <w:rPr>
-          <w:rFonts w:ascii="Calibri" w:hAnsi="Calibri" w:cs="Calibri"/>
-          <w:color w:val="000000" w:themeColor="text1"/>
-          <w:shd w:val="clear" w:color="auto" w:fill="FFFFFF"/>
-        </w:rPr>
-        <w:t xml:space="preserve"> </w:t>
-      </w:r>
-      <w:r>
-        <w:rPr>
-          <w:rFonts w:ascii="Calibri" w:hAnsi="Calibri" w:cs="Calibri"/>
-          <w:color w:val="000000" w:themeColor="text1"/>
-          <w:shd w:val="clear" w:color="auto" w:fill="FFFFFF"/>
-        </w:rPr>
-        <w:t xml:space="preserve">code from my professor to become familiar with writing the language </w:t>
-      </w:r>
-      <w:r>
-        <w:rPr>
-          <w:rFonts w:ascii="Calibri" w:hAnsi="Calibri" w:cs="Calibri"/>
-          <w:color w:val="000000" w:themeColor="text1"/>
-          <w:shd w:val="clear" w:color="auto" w:fill="FFFFFF"/>
-        </w:rPr>
-        <w:t xml:space="preserve">. What </w:t>
+        <w:t xml:space="preserve">code from my professor to become familiar with writing the </w:t>
+      </w:r>
+      <w:proofErr w:type="gramStart"/>
+      <w:r>
+        <w:rPr>
+          <w:rFonts w:ascii="Calibri" w:hAnsi="Calibri" w:cs="Calibri"/>
+          <w:color w:val="000000" w:themeColor="text1"/>
+          <w:shd w:val="clear" w:color="auto" w:fill="FFFFFF"/>
+        </w:rPr>
+        <w:t xml:space="preserve">language </w:t>
+      </w:r>
+      <w:r>
+        <w:rPr>
+          <w:rFonts w:ascii="Calibri" w:hAnsi="Calibri" w:cs="Calibri"/>
+          <w:color w:val="000000" w:themeColor="text1"/>
+          <w:shd w:val="clear" w:color="auto" w:fill="FFFFFF"/>
+        </w:rPr>
+        <w:t>.</w:t>
+      </w:r>
+      <w:proofErr w:type="gramEnd"/>
+      <w:r>
+        <w:rPr>
+          <w:rFonts w:ascii="Calibri" w:hAnsi="Calibri" w:cs="Calibri"/>
+          <w:color w:val="000000" w:themeColor="text1"/>
+          <w:shd w:val="clear" w:color="auto" w:fill="FFFFFF"/>
+        </w:rPr>
+        <w:t xml:space="preserve"> What </w:t>
       </w:r>
       <w:r>
         <w:rPr>
@@ -358,7 +440,25 @@
           <w:color w:val="000000" w:themeColor="text1"/>
           <w:shd w:val="clear" w:color="auto" w:fill="FFFFFF"/>
         </w:rPr>
-        <w:t>. This practical education at times skipped various steps in Bloom’s taxonomy, which was problematic when learning JavaScript as students must grasp the language’s logic in order to apply it and create with it.</w:t>
+        <w:t xml:space="preserve">. This practical education at times skipped various steps in Bloom’s taxonomy, which was problematic when learning JavaScript as students must grasp the language’s logic </w:t>
+      </w:r>
+      <w:proofErr w:type="gramStart"/>
+      <w:r>
+        <w:rPr>
+          <w:rFonts w:ascii="Calibri" w:hAnsi="Calibri" w:cs="Calibri"/>
+          <w:color w:val="000000" w:themeColor="text1"/>
+          <w:shd w:val="clear" w:color="auto" w:fill="FFFFFF"/>
+        </w:rPr>
+        <w:t>in order to</w:t>
+      </w:r>
+      <w:proofErr w:type="gramEnd"/>
+      <w:r>
+        <w:rPr>
+          <w:rFonts w:ascii="Calibri" w:hAnsi="Calibri" w:cs="Calibri"/>
+          <w:color w:val="000000" w:themeColor="text1"/>
+          <w:shd w:val="clear" w:color="auto" w:fill="FFFFFF"/>
+        </w:rPr>
+        <w:t xml:space="preserve"> apply it and create with it.</w:t>
       </w:r>
     </w:p>
     <w:p>
@@ -372,6 +472,69 @@
       <w:r>
         <w:rPr>
           <w:rFonts w:ascii="Calibri" w:hAnsi="Calibri" w:cs="Calibri"/>
+          <w:noProof/>
+          <w:color w:val="000000" w:themeColor="text1"/>
+        </w:rPr>
+        <w:drawing>
+          <wp:anchor distT="0" distB="0" distL="114300" distR="114300" simplePos="0" relativeHeight="251659264" behindDoc="0" locked="0" layoutInCell="1" allowOverlap="1" wp14:anchorId="7E448FE9" wp14:editId="64A0FA49">
+            <wp:simplePos x="0" y="0"/>
+            <wp:positionH relativeFrom="column">
+              <wp:posOffset>151765</wp:posOffset>
+            </wp:positionH>
+            <wp:positionV relativeFrom="paragraph">
+              <wp:posOffset>550545</wp:posOffset>
+            </wp:positionV>
+            <wp:extent cx="3716655" cy="2322830"/>
+            <wp:effectExtent l="0" t="0" r="4445" b="1270"/>
+            <wp:wrapTopAndBottom/>
+            <wp:docPr id="2105789381" name="Picture 1" descr="A screenshot of a computer&#10;&#10;AI-generated content may be incorrect."/>
+            <wp:cNvGraphicFramePr>
+              <a:graphicFrameLocks xmlns:a="http://schemas.openxmlformats.org/drawingml/2006/main" noChangeAspect="1"/>
+            </wp:cNvGraphicFramePr>
+            <a:graphic xmlns:a="http://schemas.openxmlformats.org/drawingml/2006/main">
+              <a:graphicData uri="http://schemas.openxmlformats.org/drawingml/2006/picture">
+                <pic:pic xmlns:pic="http://schemas.openxmlformats.org/drawingml/2006/picture">
+                  <pic:nvPicPr>
+                    <pic:cNvPr id="2105789381" name="Picture 1" descr="A screenshot of a computer&#10;&#10;AI-generated content may be incorrect."/>
+                    <pic:cNvPicPr/>
+                  </pic:nvPicPr>
+                  <pic:blipFill>
+                    <a:blip r:embed="rId4" cstate="print">
+                      <a:extLst>
+                        <a:ext uri="{28A0092B-C50C-407E-A947-70E740481C1C}">
+                          <a14:useLocalDpi xmlns:a14="http://schemas.microsoft.com/office/drawing/2010/main" val="0"/>
+                        </a:ext>
+                      </a:extLst>
+                    </a:blip>
+                    <a:stretch>
+                      <a:fillRect/>
+                    </a:stretch>
+                  </pic:blipFill>
+                  <pic:spPr>
+                    <a:xfrm>
+                      <a:off x="0" y="0"/>
+                      <a:ext cx="3716655" cy="2322830"/>
+                    </a:xfrm>
+                    <a:prstGeom prst="rect">
+                      <a:avLst/>
+                    </a:prstGeom>
+                  </pic:spPr>
+                </pic:pic>
+              </a:graphicData>
+            </a:graphic>
+            <wp14:sizeRelH relativeFrom="margin">
+              <wp14:pctWidth>0</wp14:pctWidth>
+            </wp14:sizeRelH>
+            <wp14:sizeRelV relativeFrom="margin">
+              <wp14:pctHeight>0</wp14:pctHeight>
+            </wp14:sizeRelV>
+          </wp:anchor>
+        </w:drawing>
+      </w:r>
+      <w:proofErr w:type="gramStart"/>
+      <w:r>
+        <w:rPr>
+          <w:rFonts w:ascii="Calibri" w:hAnsi="Calibri" w:cs="Calibri"/>
           <w:color w:val="000000" w:themeColor="text1"/>
           <w:shd w:val="clear" w:color="auto" w:fill="FFFFFF"/>
         </w:rPr>
@@ -391,7 +554,16 @@
           <w:color w:val="000000" w:themeColor="text1"/>
           <w:shd w:val="clear" w:color="auto" w:fill="FFFFFF"/>
         </w:rPr>
-        <w:t xml:space="preserve"> both courses combined spanned </w:t>
+        <w:t xml:space="preserve"> both</w:t>
+      </w:r>
+      <w:proofErr w:type="gramEnd"/>
+      <w:r>
+        <w:rPr>
+          <w:rFonts w:ascii="Calibri" w:hAnsi="Calibri" w:cs="Calibri"/>
+          <w:color w:val="000000" w:themeColor="text1"/>
+          <w:shd w:val="clear" w:color="auto" w:fill="FFFFFF"/>
+        </w:rPr>
+        <w:t xml:space="preserve"> courses combined spanned </w:t>
       </w:r>
       <w:r>
         <w:rPr>
@@ -408,6 +580,31 @@
           <w:shd w:val="clear" w:color="auto" w:fill="FFFFFF"/>
         </w:rPr>
         <w:t>3 months and no one is a walking talking dictionary of code.</w:t>
+      </w:r>
+    </w:p>
+    <w:p>
+      <w:pPr>
+        <w:rPr>
+          <w:rFonts w:ascii="Calibri" w:hAnsi="Calibri" w:cs="Calibri"/>
+          <w:color w:val="000000" w:themeColor="text1"/>
+          <w:shd w:val="clear" w:color="auto" w:fill="FFFFFF"/>
+        </w:rPr>
+      </w:pPr>
+      <w:r>
+        <w:rPr>
+          <w:rFonts w:ascii="Calibri" w:hAnsi="Calibri" w:cs="Calibri"/>
+          <w:color w:val="000000" w:themeColor="text1"/>
+          <w:shd w:val="clear" w:color="auto" w:fill="FFFFFF"/>
+        </w:rPr>
+        <w:t xml:space="preserve">Image 1: Coding from </w:t>
+      </w:r>
+      <w:r>
+        <w:rPr>
+          <w:rFonts w:ascii="Calibri" w:hAnsi="Calibri" w:cs="Calibri"/>
+          <w:color w:val="000000" w:themeColor="text1"/>
+          <w:shd w:val="clear" w:color="auto" w:fill="FFFFFF"/>
+        </w:rPr>
+        <w:t>Scratch</w:t>
       </w:r>
     </w:p>
     <w:sectPr>

--- a/ProcessJournal/Process.docx
+++ b/ProcessJournal/Process.docx
@@ -226,7 +226,7 @@
           <w:color w:val="000000" w:themeColor="text1"/>
           <w:shd w:val="clear" w:color="auto" w:fill="FFFFFF"/>
         </w:rPr>
-        <w:t xml:space="preserve">adding space to </w:t>
+        <w:t xml:space="preserve">add space to </w:t>
       </w:r>
       <w:r>
         <w:rPr>
@@ -424,7 +424,23 @@
           <w:color w:val="000000" w:themeColor="text1"/>
           <w:shd w:val="clear" w:color="auto" w:fill="FFFFFF"/>
         </w:rPr>
-        <w:t xml:space="preserve"> the syntax about the language</w:t>
+        <w:t xml:space="preserve"> the </w:t>
+      </w:r>
+      <w:r>
+        <w:rPr>
+          <w:rFonts w:ascii="Calibri" w:hAnsi="Calibri" w:cs="Calibri"/>
+          <w:color w:val="000000" w:themeColor="text1"/>
+          <w:shd w:val="clear" w:color="auto" w:fill="FFFFFF"/>
+        </w:rPr>
+        <w:t>vocabulary to talk</w:t>
+      </w:r>
+      <w:r>
+        <w:rPr>
+          <w:rFonts w:ascii="Calibri" w:hAnsi="Calibri" w:cs="Calibri"/>
+          <w:color w:val="000000" w:themeColor="text1"/>
+          <w:shd w:val="clear" w:color="auto" w:fill="FFFFFF"/>
+        </w:rPr>
+        <w:t xml:space="preserve"> about the language</w:t>
       </w:r>
       <w:r>
         <w:rPr>
